--- a/journal/feedback_meeting_03_07_2025.docx
+++ b/journal/feedback_meeting_03_07_2025.docx
@@ -550,14 +550,343 @@
     <w:p>
       <w:pPr>
         <w:pStyle w:val="NoSpacing"/>
-        <w:ind w:left="720"/>
-        <w:rPr>
-          <w:rFonts w:ascii="Arial Narrow" w:hAnsi="Arial Narrow"/>
-          <w:sz w:val="20"/>
-          <w:szCs w:val="20"/>
-          <w:lang w:val="es-PE"/>
-        </w:rPr>
-      </w:pPr>
+        <w:rPr>
+          <w:rFonts w:ascii="Arial Narrow" w:hAnsi="Arial Narrow"/>
+          <w:sz w:val="20"/>
+          <w:szCs w:val="20"/>
+          <w:lang w:val="es-PE"/>
+        </w:rPr>
+      </w:pPr>
+    </w:p>
+    <w:p>
+      <w:pPr>
+        <w:pStyle w:val="NoSpacing"/>
+        <w:rPr>
+          <w:rFonts w:ascii="Arial Narrow" w:hAnsi="Arial Narrow"/>
+          <w:sz w:val="20"/>
+          <w:szCs w:val="20"/>
+          <w:lang w:val="es-PE"/>
+        </w:rPr>
+      </w:pPr>
+    </w:p>
+    <w:p>
+      <w:pPr>
+        <w:pStyle w:val="NoSpacing"/>
+        <w:rPr>
+          <w:rFonts w:ascii="Arial Narrow" w:hAnsi="Arial Narrow"/>
+          <w:sz w:val="20"/>
+          <w:szCs w:val="20"/>
+          <w:lang w:val="es-PE"/>
+        </w:rPr>
+      </w:pPr>
+    </w:p>
+    <w:p>
+      <w:pPr>
+        <w:pStyle w:val="NoSpacing"/>
+        <w:rPr>
+          <w:rFonts w:ascii="Arial Narrow" w:hAnsi="Arial Narrow"/>
+          <w:sz w:val="20"/>
+          <w:szCs w:val="20"/>
+          <w:lang w:val="es-PE"/>
+        </w:rPr>
+      </w:pPr>
+    </w:p>
+    <w:p>
+      <w:pPr>
+        <w:pStyle w:val="NoSpacing"/>
+        <w:rPr>
+          <w:rFonts w:ascii="Arial Narrow" w:hAnsi="Arial Narrow"/>
+          <w:sz w:val="20"/>
+          <w:szCs w:val="20"/>
+          <w:lang w:val="es-PE"/>
+        </w:rPr>
+      </w:pPr>
+    </w:p>
+    <w:p>
+      <w:pPr>
+        <w:pStyle w:val="NoSpacing"/>
+        <w:rPr>
+          <w:rFonts w:ascii="Arial Narrow" w:hAnsi="Arial Narrow"/>
+          <w:sz w:val="20"/>
+          <w:szCs w:val="20"/>
+          <w:lang w:val="es-PE"/>
+        </w:rPr>
+      </w:pPr>
+    </w:p>
+    <w:p>
+      <w:pPr>
+        <w:pStyle w:val="NoSpacing"/>
+        <w:rPr>
+          <w:rFonts w:ascii="Arial Narrow" w:hAnsi="Arial Narrow"/>
+          <w:sz w:val="20"/>
+          <w:szCs w:val="20"/>
+          <w:lang w:val="es-PE"/>
+        </w:rPr>
+      </w:pPr>
+    </w:p>
+    <w:p>
+      <w:pPr>
+        <w:pStyle w:val="NoSpacing"/>
+        <w:rPr>
+          <w:rFonts w:ascii="Arial Narrow" w:hAnsi="Arial Narrow"/>
+          <w:sz w:val="20"/>
+          <w:szCs w:val="20"/>
+          <w:lang w:val="es-PE"/>
+        </w:rPr>
+      </w:pPr>
+    </w:p>
+    <w:p>
+      <w:pPr>
+        <w:pStyle w:val="NoSpacing"/>
+        <w:rPr>
+          <w:rFonts w:ascii="Arial Narrow" w:hAnsi="Arial Narrow"/>
+          <w:sz w:val="20"/>
+          <w:szCs w:val="20"/>
+          <w:lang w:val="es-PE"/>
+        </w:rPr>
+      </w:pPr>
+    </w:p>
+    <w:p>
+      <w:pPr>
+        <w:pStyle w:val="NoSpacing"/>
+        <w:rPr>
+          <w:rFonts w:ascii="Arial Narrow" w:hAnsi="Arial Narrow"/>
+          <w:sz w:val="20"/>
+          <w:szCs w:val="20"/>
+          <w:lang w:val="es-PE"/>
+        </w:rPr>
+      </w:pPr>
+    </w:p>
+    <w:p>
+      <w:pPr>
+        <w:pStyle w:val="NoSpacing"/>
+        <w:rPr>
+          <w:rFonts w:ascii="Arial Narrow" w:hAnsi="Arial Narrow"/>
+          <w:sz w:val="20"/>
+          <w:szCs w:val="20"/>
+          <w:lang w:val="es-PE"/>
+        </w:rPr>
+      </w:pPr>
+    </w:p>
+    <w:p>
+      <w:pPr>
+        <w:pStyle w:val="NoSpacing"/>
+        <w:rPr>
+          <w:rFonts w:ascii="Arial Narrow" w:hAnsi="Arial Narrow"/>
+          <w:sz w:val="20"/>
+          <w:szCs w:val="20"/>
+          <w:lang w:val="es-PE"/>
+        </w:rPr>
+      </w:pPr>
+    </w:p>
+    <w:p>
+      <w:pPr>
+        <w:pStyle w:val="NoSpacing"/>
+        <w:rPr>
+          <w:rFonts w:ascii="Arial Narrow" w:hAnsi="Arial Narrow"/>
+          <w:sz w:val="20"/>
+          <w:szCs w:val="20"/>
+          <w:lang w:val="es-PE"/>
+        </w:rPr>
+      </w:pPr>
+    </w:p>
+    <w:p>
+      <w:pPr>
+        <w:pStyle w:val="NoSpacing"/>
+        <w:rPr>
+          <w:rFonts w:ascii="Arial Narrow" w:hAnsi="Arial Narrow"/>
+          <w:sz w:val="20"/>
+          <w:szCs w:val="20"/>
+          <w:lang w:val="es-PE"/>
+        </w:rPr>
+      </w:pPr>
+    </w:p>
+    <w:p>
+      <w:pPr>
+        <w:pStyle w:val="NoSpacing"/>
+        <w:rPr>
+          <w:rFonts w:ascii="Arial Narrow" w:hAnsi="Arial Narrow"/>
+          <w:sz w:val="20"/>
+          <w:szCs w:val="20"/>
+          <w:lang w:val="es-PE"/>
+        </w:rPr>
+      </w:pPr>
+    </w:p>
+    <w:p>
+      <w:pPr>
+        <w:pStyle w:val="NoSpacing"/>
+        <w:rPr>
+          <w:rFonts w:ascii="Arial Narrow" w:hAnsi="Arial Narrow"/>
+          <w:sz w:val="20"/>
+          <w:szCs w:val="20"/>
+          <w:lang w:val="es-PE"/>
+        </w:rPr>
+      </w:pPr>
+    </w:p>
+    <w:p>
+      <w:pPr>
+        <w:pStyle w:val="NoSpacing"/>
+        <w:rPr>
+          <w:rFonts w:ascii="Arial Narrow" w:hAnsi="Arial Narrow"/>
+          <w:sz w:val="20"/>
+          <w:szCs w:val="20"/>
+          <w:lang w:val="es-PE"/>
+        </w:rPr>
+      </w:pPr>
+    </w:p>
+    <w:p>
+      <w:pPr>
+        <w:pStyle w:val="NoSpacing"/>
+        <w:rPr>
+          <w:rFonts w:ascii="Arial Narrow" w:hAnsi="Arial Narrow"/>
+          <w:sz w:val="20"/>
+          <w:szCs w:val="20"/>
+          <w:lang w:val="es-PE"/>
+        </w:rPr>
+      </w:pPr>
+      <w:r>
+        <w:rPr>
+          <w:rFonts w:ascii="Arial Narrow" w:hAnsi="Arial Narrow"/>
+          <w:sz w:val="20"/>
+          <w:szCs w:val="20"/>
+          <w:lang w:val="es-PE"/>
+        </w:rPr>
+        <w:lastRenderedPageBreak/>
+        <w:t>Para la comparativa entre los valores optimos y random elabora un grafico de violin:</w:t>
+      </w:r>
+    </w:p>
+    <w:p>
+      <w:pPr>
+        <w:pStyle w:val="NoSpacing"/>
+        <w:rPr>
+          <w:rFonts w:ascii="Arial Narrow" w:hAnsi="Arial Narrow"/>
+          <w:sz w:val="20"/>
+          <w:szCs w:val="20"/>
+          <w:lang w:val="es-PE"/>
+        </w:rPr>
+      </w:pPr>
+    </w:p>
+    <w:p>
+      <w:pPr>
+        <w:pStyle w:val="NoSpacing"/>
+        <w:rPr>
+          <w:rFonts w:ascii="Arial Narrow" w:hAnsi="Arial Narrow"/>
+          <w:sz w:val="20"/>
+          <w:szCs w:val="20"/>
+          <w:lang w:val="es-PE"/>
+        </w:rPr>
+      </w:pPr>
+      <w:r>
+        <w:drawing>
+          <wp:inline distT="0" distB="0" distL="0" distR="0" wp14:anchorId="463C6F84" wp14:editId="55D554C6">
+            <wp:extent cx="4373593" cy="3315965"/>
+            <wp:effectExtent l="0" t="0" r="8255" b="0"/>
+            <wp:docPr id="896715639" name="Picture 2" descr="Splitting Violin Plots in Python Using Seaborn - GeeksforGeeks"/>
+            <wp:cNvGraphicFramePr>
+              <a:graphicFrameLocks xmlns:a="http://schemas.openxmlformats.org/drawingml/2006/main" noChangeAspect="1"/>
+            </wp:cNvGraphicFramePr>
+            <a:graphic xmlns:a="http://schemas.openxmlformats.org/drawingml/2006/main">
+              <a:graphicData uri="http://schemas.openxmlformats.org/drawingml/2006/picture">
+                <pic:pic xmlns:pic="http://schemas.openxmlformats.org/drawingml/2006/picture">
+                  <pic:nvPicPr>
+                    <pic:cNvPr id="0" name="Picture 3" descr="Splitting Violin Plots in Python Using Seaborn - GeeksforGeeks"/>
+                    <pic:cNvPicPr>
+                      <a:picLocks noChangeAspect="1" noChangeArrowheads="1"/>
+                    </pic:cNvPicPr>
+                  </pic:nvPicPr>
+                  <pic:blipFill>
+                    <a:blip r:embed="rId6">
+                      <a:extLst>
+                        <a:ext uri="{28A0092B-C50C-407E-A947-70E740481C1C}">
+                          <a14:useLocalDpi xmlns:a14="http://schemas.microsoft.com/office/drawing/2010/main" val="0"/>
+                        </a:ext>
+                      </a:extLst>
+                    </a:blip>
+                    <a:srcRect/>
+                    <a:stretch>
+                      <a:fillRect/>
+                    </a:stretch>
+                  </pic:blipFill>
+                  <pic:spPr bwMode="auto">
+                    <a:xfrm>
+                      <a:off x="0" y="0"/>
+                      <a:ext cx="4378039" cy="3319336"/>
+                    </a:xfrm>
+                    <a:prstGeom prst="rect">
+                      <a:avLst/>
+                    </a:prstGeom>
+                    <a:noFill/>
+                    <a:ln>
+                      <a:noFill/>
+                    </a:ln>
+                  </pic:spPr>
+                </pic:pic>
+              </a:graphicData>
+            </a:graphic>
+          </wp:inline>
+        </w:drawing>
+      </w:r>
+    </w:p>
+    <w:p>
+      <w:pPr>
+        <w:pStyle w:val="NoSpacing"/>
+        <w:rPr>
+          <w:rFonts w:ascii="Arial Narrow" w:hAnsi="Arial Narrow"/>
+          <w:sz w:val="20"/>
+          <w:szCs w:val="20"/>
+          <w:lang w:val="es-PE"/>
+        </w:rPr>
+      </w:pPr>
+      <w:r>
+        <w:drawing>
+          <wp:inline distT="0" distB="0" distL="0" distR="0" wp14:anchorId="68AD3582" wp14:editId="545D84E9">
+            <wp:extent cx="5972810" cy="4266565"/>
+            <wp:effectExtent l="0" t="0" r="8890" b="635"/>
+            <wp:docPr id="1702895031" name="Picture 3" descr="Chapter 6 Advanced Plots | Data visualisation using R, for researchers who  don't use R"/>
+            <wp:cNvGraphicFramePr>
+              <a:graphicFrameLocks xmlns:a="http://schemas.openxmlformats.org/drawingml/2006/main" noChangeAspect="1"/>
+            </wp:cNvGraphicFramePr>
+            <a:graphic xmlns:a="http://schemas.openxmlformats.org/drawingml/2006/main">
+              <a:graphicData uri="http://schemas.openxmlformats.org/drawingml/2006/picture">
+                <pic:pic xmlns:pic="http://schemas.openxmlformats.org/drawingml/2006/picture">
+                  <pic:nvPicPr>
+                    <pic:cNvPr id="0" name="Picture 5" descr="Chapter 6 Advanced Plots | Data visualisation using R, for researchers who  don't use R"/>
+                    <pic:cNvPicPr>
+                      <a:picLocks noChangeAspect="1" noChangeArrowheads="1"/>
+                    </pic:cNvPicPr>
+                  </pic:nvPicPr>
+                  <pic:blipFill>
+                    <a:blip r:embed="rId7">
+                      <a:extLst>
+                        <a:ext uri="{28A0092B-C50C-407E-A947-70E740481C1C}">
+                          <a14:useLocalDpi xmlns:a14="http://schemas.microsoft.com/office/drawing/2010/main" val="0"/>
+                        </a:ext>
+                      </a:extLst>
+                    </a:blip>
+                    <a:srcRect/>
+                    <a:stretch>
+                      <a:fillRect/>
+                    </a:stretch>
+                  </pic:blipFill>
+                  <pic:spPr bwMode="auto">
+                    <a:xfrm>
+                      <a:off x="0" y="0"/>
+                      <a:ext cx="5972810" cy="4266565"/>
+                    </a:xfrm>
+                    <a:prstGeom prst="rect">
+                      <a:avLst/>
+                    </a:prstGeom>
+                    <a:noFill/>
+                    <a:ln>
+                      <a:noFill/>
+                    </a:ln>
+                  </pic:spPr>
+                </pic:pic>
+              </a:graphicData>
+            </a:graphic>
+          </wp:inline>
+        </w:drawing>
+      </w:r>
     </w:p>
     <w:sectPr>
       <w:pgSz w:w="12240" w:h="15840"/>
@@ -1503,6 +1832,7 @@
   <w:style w:type="character" w:default="1" w:styleId="DefaultParagraphFont">
     <w:name w:val="Default Paragraph Font"/>
     <w:uiPriority w:val="1"/>
+    <w:semiHidden/>
     <w:unhideWhenUsed/>
   </w:style>
   <w:style w:type="table" w:default="1" w:styleId="TableNormal">
